--- a/All Annexure Citeria 10/10.1/Meeting-minutes-IAP/IAP_Meeting_Minutes_02_2023_14th_October_2023.docx
+++ b/All Annexure Citeria 10/10.1/Meeting-minutes-IAP/IAP_Meeting_Minutes_02_2023_14th_October_2023.docx
@@ -23,7 +23,7 @@
       <w:r>
         <w:drawing>
           <wp:inline xmlns:a="http://schemas.openxmlformats.org/drawingml/2006/main" xmlns:pic="http://schemas.openxmlformats.org/drawingml/2006/picture">
-            <wp:extent cx="685800" cy="685800"/>
+            <wp:extent cx="548640" cy="548640"/>
             <wp:docPr id="1" name="Picture 1"/>
             <wp:cNvGraphicFramePr>
               <a:graphicFrameLocks noChangeAspect="1"/>
@@ -44,7 +44,7 @@
                   <pic:spPr>
                     <a:xfrm>
                       <a:off x="0" y="0"/>
-                      <a:ext cx="685800" cy="685800"/>
+                      <a:ext cx="548640" cy="548640"/>
                     </a:xfrm>
                     <a:prstGeom prst="rect"/>
                   </pic:spPr>
@@ -72,22 +72,7 @@
     </w:p>
     <w:p>
       <w:pPr>
-        <w:spacing w:after="0" w:before="0"/>
-        <w:jc w:val="center"/>
-      </w:pPr>
-      <w:r>
-        <w:rPr>
-          <w:b w:val="0"/>
-          <w:i w:val="0"/>
-          <w:sz w:val="24"/>
-          <w:u w:val="none"/>
-        </w:rPr>
-        <w:t>Faculty of Engineering</w:t>
-      </w:r>
-    </w:p>
-    <w:p>
-      <w:pPr>
-        <w:spacing w:after="0" w:before="0"/>
+        <w:spacing w:after="120" w:before="0"/>
         <w:jc w:val="center"/>
       </w:pPr>
       <w:r>
@@ -102,22 +87,7 @@
     </w:p>
     <w:p>
       <w:pPr>
-        <w:spacing w:after="0" w:before="0"/>
-        <w:jc w:val="center"/>
-      </w:pPr>
-      <w:r>
-        <w:rPr>
-          <w:b/>
-          <w:i w:val="0"/>
-          <w:sz w:val="24"/>
-          <w:u w:val="none"/>
-        </w:rPr>
-        <w:t>2nd Meeting of the Industrial Advisory Panel (IAP)</w:t>
-      </w:r>
-    </w:p>
-    <w:p>
-      <w:pPr>
-        <w:spacing w:after="160" w:before="80"/>
+        <w:spacing w:after="120" w:before="0"/>
         <w:jc w:val="center"/>
       </w:pPr>
       <w:r>
@@ -127,82 +97,12 @@
           <w:sz w:val="26"/>
           <w:u w:val="single"/>
         </w:rPr>
-        <w:t>Meeting Minutes</w:t>
+        <w:t>Proceedings of the 2nd Meeting with the Industrial Advisory Panel</w:t>
       </w:r>
     </w:p>
     <w:p>
       <w:pPr>
-        <w:tabs>
-          <w:tab w:pos="1984" w:val="left"/>
-        </w:tabs>
-        <w:spacing w:after="0" w:before="0"/>
-      </w:pPr>
-      <w:r>
-        <w:t>Venue</w:t>
-        <w:tab/>
-        <w:t>: Conference Room, Department of ICE</w:t>
-      </w:r>
-    </w:p>
-    <w:p>
-      <w:pPr>
-        <w:tabs>
-          <w:tab w:pos="1984" w:val="left"/>
-        </w:tabs>
-        <w:spacing w:after="0" w:before="0"/>
-      </w:pPr>
-      <w:r>
-        <w:t>Date</w:t>
-        <w:tab/>
-        <w:t>: 14th October, 2023</w:t>
-      </w:r>
-    </w:p>
-    <w:p>
-      <w:pPr>
-        <w:tabs>
-          <w:tab w:pos="1984" w:val="left"/>
-        </w:tabs>
-        <w:spacing w:after="0" w:before="0"/>
-      </w:pPr>
-      <w:r>
-        <w:t>Day</w:t>
-        <w:tab/>
-        <w:t>: Saturday</w:t>
-      </w:r>
-    </w:p>
-    <w:p>
-      <w:pPr>
-        <w:tabs>
-          <w:tab w:pos="1984" w:val="left"/>
-        </w:tabs>
-        <w:spacing w:after="0" w:before="0"/>
-      </w:pPr>
-      <w:r>
-        <w:t>Starting Time</w:t>
-        <w:tab/>
-        <w:t>: 3:00 PM</w:t>
-      </w:r>
-    </w:p>
-    <w:p>
-      <w:pPr>
-        <w:tabs>
-          <w:tab w:pos="1984" w:val="left"/>
-        </w:tabs>
-        <w:spacing w:after="0" w:before="0"/>
-      </w:pPr>
-      <w:r>
-        <w:t>Ending Time</w:t>
-        <w:tab/>
-        <w:t>: ____________</w:t>
-      </w:r>
-    </w:p>
-    <w:p>
-      <w:pPr>
-        <w:spacing w:after="120" w:before="0"/>
-      </w:pPr>
-    </w:p>
-    <w:p>
-      <w:pPr>
-        <w:spacing w:after="160" w:before="0"/>
+        <w:spacing w:after="80" w:before="0"/>
         <w:jc w:val="both"/>
       </w:pPr>
       <w:r>
@@ -212,40 +112,69 @@
           <w:sz w:val="24"/>
           <w:u w:val="none"/>
         </w:rPr>
-        <w:t>The 2nd meeting of the Industrial Advisory Panel (IAP) of the Department of Information and Communication Engineering (ICE) was held on 14th October, 2023 at the Conference Room, Department of ICE. The meeting was presided over by Md. Taslim Arefin, Associate Professor and Head, Department of ICE.</w:t>
+        <w:t>A meeting of the Department of Information and Communication Engineering with the members of the Industrial Advisory Panel was held as per the following schedule:</w:t>
       </w:r>
     </w:p>
     <w:p>
       <w:pPr>
-        <w:spacing w:after="40" w:before="0"/>
+        <w:spacing w:after="0" w:before="0"/>
       </w:pPr>
       <w:r>
         <w:rPr>
           <w:b/>
-          <w:i w:val="0"/>
-          <w:sz w:val="24"/>
-          <w:u w:val="none"/>
         </w:rPr>
-        <w:t>Members of the Industrial Advisory Panel present:</w:t>
+        <w:t xml:space="preserve">Date: </w:t>
+      </w:r>
+      <w:r>
+        <w:t>14th October, 2023 (Saturday)</w:t>
       </w:r>
     </w:p>
     <w:p>
       <w:pPr>
-        <w:spacing w:after="40" w:before="0"/>
+        <w:spacing w:after="0" w:before="0"/>
       </w:pPr>
       <w:r>
         <w:rPr>
-          <w:b w:val="0"/>
-          <w:i/>
-          <w:sz w:val="20"/>
-          <w:u w:val="none"/>
+          <w:b/>
         </w:rPr>
-        <w:t>(as per the signed attendance sheet)</w:t>
+        <w:t xml:space="preserve">Time: </w:t>
+      </w:r>
+      <w:r>
+        <w:t>3.00 pm</w:t>
       </w:r>
     </w:p>
     <w:p>
       <w:pPr>
-        <w:spacing w:after="40" w:before="0"/>
+        <w:spacing w:after="0" w:before="0"/>
+      </w:pPr>
+      <w:r>
+        <w:rPr>
+          <w:b/>
+        </w:rPr>
+        <w:t xml:space="preserve">Venue: </w:t>
+      </w:r>
+      <w:r>
+        <w:t>Conference Room, Department of ICE</w:t>
+      </w:r>
+    </w:p>
+    <w:p>
+      <w:pPr>
+        <w:spacing w:after="0" w:before="0"/>
+      </w:pPr>
+      <w:r>
+        <w:rPr>
+          <w:b/>
+        </w:rPr>
+        <w:t xml:space="preserve">Chair: </w:t>
+      </w:r>
+      <w:r>
+        <w:t>Head, Department of ICE</w:t>
+      </w:r>
+    </w:p>
+    <w:p>
+      <w:pPr>
+        <w:spacing w:after="80" w:before="80"/>
+        <w:jc w:val="both"/>
       </w:pPr>
       <w:r>
         <w:rPr>
@@ -254,147 +183,7 @@
           <w:sz w:val="24"/>
           <w:u w:val="none"/>
         </w:rPr>
-        <w:t>1.  ____________________________________________________________</w:t>
-      </w:r>
-    </w:p>
-    <w:p>
-      <w:pPr>
-        <w:spacing w:after="40" w:before="0"/>
-      </w:pPr>
-      <w:r>
-        <w:rPr>
-          <w:b w:val="0"/>
-          <w:i w:val="0"/>
-          <w:sz w:val="24"/>
-          <w:u w:val="none"/>
-        </w:rPr>
-        <w:t>2.  ____________________________________________________________</w:t>
-      </w:r>
-    </w:p>
-    <w:p>
-      <w:pPr>
-        <w:spacing w:after="40" w:before="0"/>
-      </w:pPr>
-      <w:r>
-        <w:rPr>
-          <w:b w:val="0"/>
-          <w:i w:val="0"/>
-          <w:sz w:val="24"/>
-          <w:u w:val="none"/>
-        </w:rPr>
-        <w:t>3.  ____________________________________________________________</w:t>
-      </w:r>
-    </w:p>
-    <w:p>
-      <w:pPr>
-        <w:spacing w:after="40" w:before="0"/>
-      </w:pPr>
-      <w:r>
-        <w:rPr>
-          <w:b w:val="0"/>
-          <w:i w:val="0"/>
-          <w:sz w:val="24"/>
-          <w:u w:val="none"/>
-        </w:rPr>
-        <w:t>4.  ____________________________________________________________</w:t>
-      </w:r>
-    </w:p>
-    <w:p>
-      <w:pPr>
-        <w:spacing w:after="40" w:before="120"/>
-      </w:pPr>
-      <w:r>
-        <w:rPr>
-          <w:b/>
-          <w:i w:val="0"/>
-          <w:sz w:val="24"/>
-          <w:u w:val="none"/>
-        </w:rPr>
-        <w:t>Faculty members of the Department of ICE present:</w:t>
-      </w:r>
-    </w:p>
-    <w:p>
-      <w:pPr>
-        <w:spacing w:after="40" w:before="0"/>
-      </w:pPr>
-      <w:r>
-        <w:rPr>
-          <w:b w:val="0"/>
-          <w:i/>
-          <w:sz w:val="20"/>
-          <w:u w:val="none"/>
-        </w:rPr>
-        <w:t>(as per the signed attendance sheet)</w:t>
-      </w:r>
-    </w:p>
-    <w:p>
-      <w:pPr>
-        <w:spacing w:after="40" w:before="0"/>
-      </w:pPr>
-      <w:r>
-        <w:rPr>
-          <w:b w:val="0"/>
-          <w:i w:val="0"/>
-          <w:sz w:val="24"/>
-          <w:u w:val="none"/>
-        </w:rPr>
-        <w:t>1.  ____________________________________________________________</w:t>
-      </w:r>
-    </w:p>
-    <w:p>
-      <w:pPr>
-        <w:spacing w:after="40" w:before="0"/>
-      </w:pPr>
-      <w:r>
-        <w:rPr>
-          <w:b w:val="0"/>
-          <w:i w:val="0"/>
-          <w:sz w:val="24"/>
-          <w:u w:val="none"/>
-        </w:rPr>
-        <w:t>2.  ____________________________________________________________</w:t>
-      </w:r>
-    </w:p>
-    <w:p>
-      <w:pPr>
-        <w:spacing w:after="40" w:before="0"/>
-      </w:pPr>
-      <w:r>
-        <w:rPr>
-          <w:b w:val="0"/>
-          <w:i w:val="0"/>
-          <w:sz w:val="24"/>
-          <w:u w:val="none"/>
-        </w:rPr>
-        <w:t>3.  ____________________________________________________________</w:t>
-      </w:r>
-    </w:p>
-    <w:p>
-      <w:pPr>
-        <w:spacing w:after="40" w:before="0"/>
-      </w:pPr>
-      <w:r>
-        <w:rPr>
-          <w:b w:val="0"/>
-          <w:i w:val="0"/>
-          <w:sz w:val="24"/>
-          <w:u w:val="none"/>
-        </w:rPr>
-        <w:t>4.  ____________________________________________________________</w:t>
-      </w:r>
-    </w:p>
-    <w:p>
-      <w:pPr>
-        <w:spacing w:after="80" w:before="200"/>
-      </w:pPr>
-      <w:r>
-        <w:rPr>
-          <w:b/>
-          <w:i w:val="0"/>
-          <w:sz w:val="24"/>
-          <w:u w:val="none"/>
-        </w:rPr>
-        <w:t>Agenda, Discussion and Decisions</w:t>
+        <w:t>The meeting commenced with a warm welcome from the Head of the Department, who thanked all industry experts for their valuable time and continuous support in strengthening academia-industry collaboration. The following agenda items were discussed in detail, and the corresponding decisions and responsibilities were recorded as follows:</w:t>
       </w:r>
     </w:p>
     <w:tbl>
@@ -406,16 +195,15 @@
         <w:tblLook w:firstColumn="1" w:firstRow="1" w:lastColumn="0" w:lastRow="0" w:noHBand="0" w:noVBand="1" w:val="04A0"/>
       </w:tblPr>
       <w:tblGrid>
-        <w:gridCol w:w="510"/>
-        <w:gridCol w:w="2381"/>
-        <w:gridCol w:w="3175"/>
+        <w:gridCol w:w="850"/>
         <w:gridCol w:w="2154"/>
-        <w:gridCol w:w="1701"/>
+        <w:gridCol w:w="5216"/>
+        <w:gridCol w:w="1928"/>
       </w:tblGrid>
       <w:tr>
         <w:tc>
           <w:tcPr>
-            <w:tcW w:type="dxa" w:w="510"/>
+            <w:tcW w:type="dxa" w:w="850"/>
             <w:shd w:val="clear" w:color="auto" w:fill="D9D9D9"/>
           </w:tcPr>
           <w:p>
@@ -428,13 +216,13 @@
                 <w:b/>
                 <w:sz w:val="20"/>
               </w:rPr>
-              <w:t>SL</w:t>
+              <w:t>Serial No.</w:t>
             </w:r>
           </w:p>
         </w:tc>
         <w:tc>
           <w:tcPr>
-            <w:tcW w:type="dxa" w:w="2381"/>
+            <w:tcW w:type="dxa" w:w="2154"/>
             <w:shd w:val="clear" w:color="auto" w:fill="D9D9D9"/>
           </w:tcPr>
           <w:p>
@@ -453,26 +241,7 @@
         </w:tc>
         <w:tc>
           <w:tcPr>
-            <w:tcW w:type="dxa" w:w="3175"/>
-            <w:shd w:val="clear" w:color="auto" w:fill="D9D9D9"/>
-          </w:tcPr>
-          <w:p>
-            <w:pPr>
-              <w:jc w:val="center"/>
-            </w:pPr>
-            <w:r/>
-            <w:r>
-              <w:rPr>
-                <w:b/>
-                <w:sz w:val="20"/>
-              </w:rPr>
-              <w:t>Discussion / Suggestions of IAP</w:t>
-            </w:r>
-          </w:p>
-        </w:tc>
-        <w:tc>
-          <w:tcPr>
-            <w:tcW w:type="dxa" w:w="2154"/>
+            <w:tcW w:type="dxa" w:w="5216"/>
             <w:shd w:val="clear" w:color="auto" w:fill="D9D9D9"/>
           </w:tcPr>
           <w:p>
@@ -491,7 +260,7 @@
         </w:tc>
         <w:tc>
           <w:tcPr>
-            <w:tcW w:type="dxa" w:w="1701"/>
+            <w:tcW w:type="dxa" w:w="1928"/>
             <w:shd w:val="clear" w:color="auto" w:fill="D9D9D9"/>
           </w:tcPr>
           <w:p>
@@ -504,18 +273,15 @@
                 <w:b/>
                 <w:sz w:val="20"/>
               </w:rPr>
-              <w:t>Responsibility</w:t>
+              <w:t>Responsible</w:t>
             </w:r>
           </w:p>
         </w:tc>
       </w:tr>
       <w:tr>
-        <w:trPr>
-          <w:trHeight w:val="1020" w:hRule="atLeast"/>
-        </w:trPr>
         <w:tc>
           <w:tcPr>
-            <w:tcW w:type="dxa" w:w="510"/>
+            <w:tcW w:type="dxa" w:w="850"/>
           </w:tcPr>
           <w:p>
             <w:r/>
@@ -523,34 +289,7 @@
               <w:rPr>
                 <w:sz w:val="20"/>
               </w:rPr>
-              <w:t>1</w:t>
-            </w:r>
-          </w:p>
-        </w:tc>
-        <w:tc>
-          <w:tcPr>
-            <w:tcW w:type="dxa" w:w="2381"/>
-          </w:tcPr>
-          <w:p>
-            <w:r/>
-            <w:r>
-              <w:rPr>
-                <w:sz w:val="20"/>
-              </w:rPr>
-              <w:t>Confirmation of the minutes of the previous meeting and action taken</w:t>
-            </w:r>
-          </w:p>
-        </w:tc>
-        <w:tc>
-          <w:tcPr>
-            <w:tcW w:type="dxa" w:w="3175"/>
-          </w:tcPr>
-          <w:p>
-            <w:r/>
-            <w:r>
-              <w:rPr>
-                <w:sz w:val="20"/>
-              </w:rPr>
+              <w:t>01</w:t>
             </w:r>
           </w:p>
         </w:tc>
@@ -564,12 +303,13 @@
               <w:rPr>
                 <w:sz w:val="20"/>
               </w:rPr>
+              <w:t>Confirmation of Previous Minutes and Action Taken</w:t>
             </w:r>
           </w:p>
         </w:tc>
         <w:tc>
           <w:tcPr>
-            <w:tcW w:type="dxa" w:w="1701"/>
+            <w:tcW w:type="dxa" w:w="5216"/>
           </w:tcPr>
           <w:p>
             <w:r/>
@@ -577,17 +317,13 @@
               <w:rPr>
                 <w:sz w:val="20"/>
               </w:rPr>
+              <w:t>The minutes of the 1st meeting were confirmed. Progress on the decisions of the previous meeting was reviewed.</w:t>
             </w:r>
           </w:p>
         </w:tc>
-      </w:tr>
-      <w:tr>
-        <w:trPr>
-          <w:trHeight w:val="1020" w:hRule="atLeast"/>
-        </w:trPr>
         <w:tc>
           <w:tcPr>
-            <w:tcW w:type="dxa" w:w="510"/>
+            <w:tcW w:type="dxa" w:w="1928"/>
           </w:tcPr>
           <w:p>
             <w:r/>
@@ -595,13 +331,15 @@
               <w:rPr>
                 <w:sz w:val="20"/>
               </w:rPr>
-              <w:t>2</w:t>
+              <w:t>Head, Department of ICE</w:t>
             </w:r>
           </w:p>
         </w:tc>
+      </w:tr>
+      <w:tr>
         <w:tc>
           <w:tcPr>
-            <w:tcW w:type="dxa" w:w="2381"/>
+            <w:tcW w:type="dxa" w:w="850"/>
           </w:tcPr>
           <w:p>
             <w:r/>
@@ -609,20 +347,7 @@
               <w:rPr>
                 <w:sz w:val="20"/>
               </w:rPr>
-              <w:t>Curriculum development: networking, telecommunication and IoT courses and labs</w:t>
-            </w:r>
-          </w:p>
-        </w:tc>
-        <w:tc>
-          <w:tcPr>
-            <w:tcW w:type="dxa" w:w="3175"/>
-          </w:tcPr>
-          <w:p>
-            <w:r/>
-            <w:r>
-              <w:rPr>
-                <w:sz w:val="20"/>
-              </w:rPr>
+              <w:t>02</w:t>
             </w:r>
           </w:p>
         </w:tc>
@@ -636,12 +361,13 @@
               <w:rPr>
                 <w:sz w:val="20"/>
               </w:rPr>
+              <w:t>Networking, Telecommunication and IoT Courses and Labs</w:t>
             </w:r>
           </w:p>
         </w:tc>
         <w:tc>
           <w:tcPr>
-            <w:tcW w:type="dxa" w:w="1701"/>
+            <w:tcW w:type="dxa" w:w="5216"/>
           </w:tcPr>
           <w:p>
             <w:r/>
@@ -649,17 +375,13 @@
               <w:rPr>
                 <w:sz w:val="20"/>
               </w:rPr>
+              <w:t>The panel suggested that lab sessions should include real networking equipment (routers, switches, MikroTik) and IoT-based tasks. Course teachers will update the lab manuals accordingly.</w:t>
             </w:r>
           </w:p>
         </w:tc>
-      </w:tr>
-      <w:tr>
-        <w:trPr>
-          <w:trHeight w:val="1020" w:hRule="atLeast"/>
-        </w:trPr>
         <w:tc>
           <w:tcPr>
-            <w:tcW w:type="dxa" w:w="510"/>
+            <w:tcW w:type="dxa" w:w="1928"/>
           </w:tcPr>
           <w:p>
             <w:r/>
@@ -667,13 +389,15 @@
               <w:rPr>
                 <w:sz w:val="20"/>
               </w:rPr>
-              <w:t>3</w:t>
+              <w:t>Course Teachers / IAP Members</w:t>
             </w:r>
           </w:p>
         </w:tc>
+      </w:tr>
+      <w:tr>
         <w:tc>
           <w:tcPr>
-            <w:tcW w:type="dxa" w:w="2381"/>
+            <w:tcW w:type="dxa" w:w="850"/>
           </w:tcPr>
           <w:p>
             <w:r/>
@@ -681,20 +405,7 @@
               <w:rPr>
                 <w:sz w:val="20"/>
               </w:rPr>
-              <w:t>Industrial attachment guideline and evaluation process</w:t>
-            </w:r>
-          </w:p>
-        </w:tc>
-        <w:tc>
-          <w:tcPr>
-            <w:tcW w:type="dxa" w:w="3175"/>
-          </w:tcPr>
-          <w:p>
-            <w:r/>
-            <w:r>
-              <w:rPr>
-                <w:sz w:val="20"/>
-              </w:rPr>
+              <w:t>03</w:t>
             </w:r>
           </w:p>
         </w:tc>
@@ -708,12 +419,13 @@
               <w:rPr>
                 <w:sz w:val="20"/>
               </w:rPr>
+              <w:t>Industrial Attachment Guideline and Evaluation</w:t>
             </w:r>
           </w:p>
         </w:tc>
         <w:tc>
           <w:tcPr>
-            <w:tcW w:type="dxa" w:w="1701"/>
+            <w:tcW w:type="dxa" w:w="5216"/>
           </w:tcPr>
           <w:p>
             <w:r/>
@@ -721,17 +433,13 @@
               <w:rPr>
                 <w:sz w:val="20"/>
               </w:rPr>
+              <w:t>The department will prepare a written industrial attachment guideline covering duration, logbook, host supervisor evaluation, final report and presentation.</w:t>
             </w:r>
           </w:p>
         </w:tc>
-      </w:tr>
-      <w:tr>
-        <w:trPr>
-          <w:trHeight w:val="1020" w:hRule="atLeast"/>
-        </w:trPr>
         <w:tc>
           <w:tcPr>
-            <w:tcW w:type="dxa" w:w="510"/>
+            <w:tcW w:type="dxa" w:w="1928"/>
           </w:tcPr>
           <w:p>
             <w:r/>
@@ -739,13 +447,15 @@
               <w:rPr>
                 <w:sz w:val="20"/>
               </w:rPr>
-              <w:t>4</w:t>
+              <w:t>ICE Office / Faculty Members</w:t>
             </w:r>
           </w:p>
         </w:tc>
+      </w:tr>
+      <w:tr>
         <w:tc>
           <w:tcPr>
-            <w:tcW w:type="dxa" w:w="2381"/>
+            <w:tcW w:type="dxa" w:w="850"/>
           </w:tcPr>
           <w:p>
             <w:r/>
@@ -753,20 +463,7 @@
               <w:rPr>
                 <w:sz w:val="20"/>
               </w:rPr>
-              <w:t>Capstone project: industry-oriented topics and co-supervision</w:t>
-            </w:r>
-          </w:p>
-        </w:tc>
-        <w:tc>
-          <w:tcPr>
-            <w:tcW w:type="dxa" w:w="3175"/>
-          </w:tcPr>
-          <w:p>
-            <w:r/>
-            <w:r>
-              <w:rPr>
-                <w:sz w:val="20"/>
-              </w:rPr>
+              <w:t>04</w:t>
             </w:r>
           </w:p>
         </w:tc>
@@ -780,12 +477,13 @@
               <w:rPr>
                 <w:sz w:val="20"/>
               </w:rPr>
+              <w:t>Capstone Project: Industry Topics and Co-supervision</w:t>
             </w:r>
           </w:p>
         </w:tc>
         <w:tc>
           <w:tcPr>
-            <w:tcW w:type="dxa" w:w="1701"/>
+            <w:tcW w:type="dxa" w:w="5216"/>
           </w:tcPr>
           <w:p>
             <w:r/>
@@ -793,17 +491,13 @@
               <w:rPr>
                 <w:sz w:val="20"/>
               </w:rPr>
+              <w:t>Industry-proposed problems will be included in the capstone project topic list. Industry experts may act as co-supervisors and external evaluators.</w:t>
             </w:r>
           </w:p>
         </w:tc>
-      </w:tr>
-      <w:tr>
-        <w:trPr>
-          <w:trHeight w:val="1020" w:hRule="atLeast"/>
-        </w:trPr>
         <w:tc>
           <w:tcPr>
-            <w:tcW w:type="dxa" w:w="510"/>
+            <w:tcW w:type="dxa" w:w="1928"/>
           </w:tcPr>
           <w:p>
             <w:r/>
@@ -811,13 +505,15 @@
               <w:rPr>
                 <w:sz w:val="20"/>
               </w:rPr>
-              <w:t>5</w:t>
+              <w:t>Project Supervisors / IAP Members</w:t>
             </w:r>
           </w:p>
         </w:tc>
+      </w:tr>
+      <w:tr>
         <w:tc>
           <w:tcPr>
-            <w:tcW w:type="dxa" w:w="2381"/>
+            <w:tcW w:type="dxa" w:w="850"/>
           </w:tcPr>
           <w:p>
             <w:r/>
@@ -825,20 +521,7 @@
               <w:rPr>
                 <w:sz w:val="20"/>
               </w:rPr>
-              <w:t>Industrial visit</w:t>
-            </w:r>
-          </w:p>
-        </w:tc>
-        <w:tc>
-          <w:tcPr>
-            <w:tcW w:type="dxa" w:w="3175"/>
-          </w:tcPr>
-          <w:p>
-            <w:r/>
-            <w:r>
-              <w:rPr>
-                <w:sz w:val="20"/>
-              </w:rPr>
+              <w:t>05</w:t>
             </w:r>
           </w:p>
         </w:tc>
@@ -852,12 +535,13 @@
               <w:rPr>
                 <w:sz w:val="20"/>
               </w:rPr>
+              <w:t>Industrial Visit</w:t>
             </w:r>
           </w:p>
         </w:tc>
         <w:tc>
           <w:tcPr>
-            <w:tcW w:type="dxa" w:w="1701"/>
+            <w:tcW w:type="dxa" w:w="5216"/>
           </w:tcPr>
           <w:p>
             <w:r/>
@@ -865,17 +549,13 @@
               <w:rPr>
                 <w:sz w:val="20"/>
               </w:rPr>
+              <w:t>Members agreed to facilitate student visits to their organizations. The department will plan visits for the coming semester.</w:t>
             </w:r>
           </w:p>
         </w:tc>
-      </w:tr>
-      <w:tr>
-        <w:trPr>
-          <w:trHeight w:val="1020" w:hRule="atLeast"/>
-        </w:trPr>
         <w:tc>
           <w:tcPr>
-            <w:tcW w:type="dxa" w:w="510"/>
+            <w:tcW w:type="dxa" w:w="1928"/>
           </w:tcPr>
           <w:p>
             <w:r/>
@@ -883,13 +563,29 @@
               <w:rPr>
                 <w:sz w:val="20"/>
               </w:rPr>
-              <w:t>6</w:t>
+              <w:t>ICE Office / IAP Members</w:t>
+            </w:r>
+          </w:p>
+        </w:tc>
+      </w:tr>
+      <w:tr>
+        <w:tc>
+          <w:tcPr>
+            <w:tcW w:type="dxa" w:w="850"/>
+          </w:tcPr>
+          <w:p>
+            <w:r/>
+            <w:r>
+              <w:rPr>
+                <w:sz w:val="20"/>
+              </w:rPr>
+              <w:t>06</w:t>
             </w:r>
           </w:p>
         </w:tc>
         <w:tc>
           <w:tcPr>
-            <w:tcW w:type="dxa" w:w="2381"/>
+            <w:tcW w:type="dxa" w:w="2154"/>
           </w:tcPr>
           <w:p>
             <w:r/>
@@ -903,7 +599,7 @@
         </w:tc>
         <w:tc>
           <w:tcPr>
-            <w:tcW w:type="dxa" w:w="3175"/>
+            <w:tcW w:type="dxa" w:w="5216"/>
           </w:tcPr>
           <w:p>
             <w:r/>
@@ -911,12 +607,13 @@
               <w:rPr>
                 <w:sz w:val="20"/>
               </w:rPr>
+              <w:t>The next meeting of the panel will be held in the Spring 2024 semester.</w:t>
             </w:r>
           </w:p>
         </w:tc>
         <w:tc>
           <w:tcPr>
-            <w:tcW w:type="dxa" w:w="2154"/>
+            <w:tcW w:type="dxa" w:w="1928"/>
           </w:tcPr>
           <w:p>
             <w:r/>
@@ -924,19 +621,7 @@
               <w:rPr>
                 <w:sz w:val="20"/>
               </w:rPr>
-            </w:r>
-          </w:p>
-        </w:tc>
-        <w:tc>
-          <w:tcPr>
-            <w:tcW w:type="dxa" w:w="1701"/>
-          </w:tcPr>
-          <w:p>
-            <w:r/>
-            <w:r>
-              <w:rPr>
-                <w:sz w:val="20"/>
-              </w:rPr>
+              <w:t>Head, Department of ICE</w:t>
             </w:r>
           </w:p>
         </w:tc>
@@ -944,7 +629,7 @@
     </w:tbl>
     <w:p>
       <w:pPr>
-        <w:spacing w:after="480" w:before="200"/>
+        <w:spacing w:after="320" w:before="160"/>
         <w:jc w:val="both"/>
       </w:pPr>
       <w:r>
@@ -954,186 +639,84 @@
           <w:sz w:val="24"/>
           <w:u w:val="none"/>
         </w:rPr>
-        <w:t>As there was no other issue to discuss, the meeting ended with a vote of thanks to all the members present.</w:t>
+        <w:t>As there were no other issues to discuss, the Head declared the meeting closed with a vote of thanks to all members present.</w:t>
       </w:r>
     </w:p>
-    <w:tbl>
-      <w:tblPr>
-        <w:tblW w:type="auto" w:w="0"/>
-        <w:jc w:val="center"/>
-        <w:tblLook w:firstColumn="1" w:firstRow="1" w:lastColumn="0" w:lastRow="0" w:noHBand="0" w:noVBand="1" w:val="04A0"/>
-      </w:tblPr>
-      <w:tblGrid>
-        <w:gridCol w:w="4968"/>
-        <w:gridCol w:w="4968"/>
-      </w:tblGrid>
-      <w:tr>
-        <w:tc>
-          <w:tcPr>
-            <w:tcW w:type="dxa" w:w="4968"/>
-          </w:tcPr>
-          <w:p>
-            <w:pPr>
-              <w:jc w:val="center"/>
-            </w:pPr>
-            <w:r/>
-            <w:r>
-              <w:rPr>
-                <w:b/>
-              </w:rPr>
-              <w:t>Prepared By</w:t>
-            </w:r>
-          </w:p>
-          <w:p>
-            <w:pPr>
-              <w:jc w:val="center"/>
-            </w:pPr>
-          </w:p>
-          <w:p>
-            <w:pPr>
-              <w:jc w:val="center"/>
-            </w:pPr>
-          </w:p>
-          <w:p>
-            <w:pPr>
-              <w:jc w:val="center"/>
-            </w:pPr>
-            <w:r>
-              <w:rPr>
-                <w:b w:val="0"/>
-              </w:rPr>
-              <w:t>_______________________</w:t>
-            </w:r>
-          </w:p>
-          <w:p>
-            <w:pPr>
-              <w:jc w:val="center"/>
-            </w:pPr>
-            <w:r>
-              <w:rPr>
-                <w:b/>
-              </w:rPr>
-              <w:t>Murad Rahman Saud</w:t>
-            </w:r>
-          </w:p>
-          <w:p>
-            <w:pPr>
-              <w:jc w:val="center"/>
-            </w:pPr>
-            <w:r>
-              <w:rPr>
-                <w:b w:val="0"/>
-              </w:rPr>
-              <w:t>Coordination Officer</w:t>
-            </w:r>
-          </w:p>
-          <w:p>
-            <w:pPr>
-              <w:jc w:val="center"/>
-            </w:pPr>
-            <w:r>
-              <w:rPr>
-                <w:b w:val="0"/>
-              </w:rPr>
-              <w:t>Department of ICE</w:t>
-            </w:r>
-          </w:p>
-          <w:p>
-            <w:pPr>
-              <w:jc w:val="center"/>
-            </w:pPr>
-            <w:r>
-              <w:rPr>
-                <w:b w:val="0"/>
-              </w:rPr>
-              <w:t>Daffodil International University</w:t>
-            </w:r>
-          </w:p>
-        </w:tc>
-        <w:tc>
-          <w:tcPr>
-            <w:tcW w:type="dxa" w:w="4968"/>
-          </w:tcPr>
-          <w:p>
-            <w:pPr>
-              <w:jc w:val="center"/>
-            </w:pPr>
-            <w:r/>
-            <w:r>
-              <w:rPr>
-                <w:b/>
-              </w:rPr>
-              <w:t>Approved By</w:t>
-            </w:r>
-          </w:p>
-          <w:p>
-            <w:pPr>
-              <w:jc w:val="center"/>
-            </w:pPr>
-          </w:p>
-          <w:p>
-            <w:pPr>
-              <w:jc w:val="center"/>
-            </w:pPr>
-          </w:p>
-          <w:p>
-            <w:pPr>
-              <w:jc w:val="center"/>
-            </w:pPr>
-            <w:r>
-              <w:rPr>
-                <w:b w:val="0"/>
-              </w:rPr>
-              <w:t>_______________________</w:t>
-            </w:r>
-          </w:p>
-          <w:p>
-            <w:pPr>
-              <w:jc w:val="center"/>
-            </w:pPr>
-            <w:r>
-              <w:rPr>
-                <w:b/>
-              </w:rPr>
-              <w:t>Md. Taslim Arefin</w:t>
-            </w:r>
-          </w:p>
-          <w:p>
-            <w:pPr>
-              <w:jc w:val="center"/>
-            </w:pPr>
-            <w:r>
-              <w:rPr>
-                <w:b w:val="0"/>
-              </w:rPr>
-              <w:t>Associate Professor &amp; Head</w:t>
-            </w:r>
-          </w:p>
-          <w:p>
-            <w:pPr>
-              <w:jc w:val="center"/>
-            </w:pPr>
-            <w:r>
-              <w:rPr>
-                <w:b w:val="0"/>
-              </w:rPr>
-              <w:t>Department of ICE</w:t>
-            </w:r>
-          </w:p>
-          <w:p>
-            <w:pPr>
-              <w:jc w:val="center"/>
-            </w:pPr>
-            <w:r>
-              <w:rPr>
-                <w:b w:val="0"/>
-              </w:rPr>
-              <w:t>Daffodil International University</w:t>
-            </w:r>
-          </w:p>
-        </w:tc>
-      </w:tr>
-    </w:tbl>
+    <w:p>
+      <w:pPr>
+        <w:spacing w:after="0" w:before="0"/>
+        <w:ind w:left="6048"/>
+      </w:pPr>
+      <w:r>
+        <w:rPr>
+          <w:b w:val="0"/>
+          <w:i w:val="0"/>
+          <w:sz w:val="24"/>
+          <w:u w:val="none"/>
+        </w:rPr>
+        <w:t>_______________________</w:t>
+      </w:r>
+    </w:p>
+    <w:p>
+      <w:pPr>
+        <w:spacing w:after="0" w:before="0"/>
+        <w:ind w:left="6048"/>
+      </w:pPr>
+      <w:r>
+        <w:rPr>
+          <w:b/>
+          <w:i w:val="0"/>
+          <w:sz w:val="24"/>
+          <w:u w:val="none"/>
+        </w:rPr>
+        <w:t>Md. Taslim Arefin</w:t>
+      </w:r>
+    </w:p>
+    <w:p>
+      <w:pPr>
+        <w:spacing w:after="0" w:before="0"/>
+        <w:ind w:left="6048"/>
+      </w:pPr>
+      <w:r>
+        <w:rPr>
+          <w:b w:val="0"/>
+          <w:i w:val="0"/>
+          <w:sz w:val="24"/>
+          <w:u w:val="none"/>
+        </w:rPr>
+        <w:t>Associate Professor &amp; Head</w:t>
+      </w:r>
+    </w:p>
+    <w:p>
+      <w:pPr>
+        <w:spacing w:after="0" w:before="0"/>
+        <w:ind w:left="6048"/>
+      </w:pPr>
+      <w:r>
+        <w:rPr>
+          <w:b w:val="0"/>
+          <w:i w:val="0"/>
+          <w:sz w:val="24"/>
+          <w:u w:val="none"/>
+        </w:rPr>
+        <w:t>Department of ICE</w:t>
+      </w:r>
+    </w:p>
+    <w:p>
+      <w:pPr>
+        <w:spacing w:after="0" w:before="0"/>
+        <w:ind w:left="6048"/>
+      </w:pPr>
+      <w:r>
+        <w:rPr>
+          <w:b w:val="0"/>
+          <w:i w:val="0"/>
+          <w:sz w:val="24"/>
+          <w:u w:val="none"/>
+        </w:rPr>
+        <w:t>Daffodil International University</w:t>
+      </w:r>
+    </w:p>
     <w:sectPr>
       <w:pgSz w:w="12240" w:h="15840"/>
       <w:pgMar w:top="720" w:right="1152" w:bottom="720" w:left="1152" w:header="720" w:footer="720" w:gutter="0"/>

--- a/All Annexure Citeria 10/10.1/Meeting-minutes-IAP/IAP_Meeting_Minutes_02_2023_14th_October_2023.docx
+++ b/All Annexure Citeria 10/10.1/Meeting-minutes-IAP/IAP_Meeting_Minutes_02_2023_14th_October_2023.docx
@@ -97,7 +97,7 @@
           <w:sz w:val="26"/>
           <w:u w:val="single"/>
         </w:rPr>
-        <w:t>Proceedings of the 2nd Meeting with the Industrial Advisory Panel</w:t>
+        <w:t>Proceedings of the Meeting with the Industrial Advisory Panel</w:t>
       </w:r>
     </w:p>
     <w:p>
@@ -317,7 +317,7 @@
               <w:rPr>
                 <w:sz w:val="20"/>
               </w:rPr>
-              <w:t>The minutes of the 1st meeting were confirmed. Progress on the decisions of the previous meeting was reviewed.</w:t>
+              <w:t>The minutes of the previous meeting were confirmed. Progress on the decisions of the previous meeting was reviewed.</w:t>
             </w:r>
           </w:p>
         </w:tc>
